--- a/TechStatProjectP3.docx
+++ b/TechStatProjectP3.docx
@@ -48,21 +48,12 @@
       </w:r>
     </w:p>
     <w:p>
-      <w:proofErr w:type="spellStart"/>
-      <w:r>
-        <w:rPr>
-          <w:b/>
-          <w:bCs/>
-        </w:rPr>
-        <w:t>TechStat</w:t>
-      </w:r>
-      <w:proofErr w:type="spellEnd"/>
-      <w:r>
-        <w:rPr>
-          <w:b/>
-          <w:bCs/>
-        </w:rPr>
-        <w:t xml:space="preserve"> E-Commerce Website</w:t>
+      <w:r>
+        <w:rPr>
+          <w:b/>
+          <w:bCs/>
+        </w:rPr>
+        <w:t>TechStat E-Commerce Website</w:t>
       </w:r>
     </w:p>
     <w:p>
@@ -569,7 +560,7 @@
     <w:p>
       <w:r>
         <w:pict w14:anchorId="0536F1DD">
-          <v:rect id="_x0000_i1117" style="width:0;height:1.5pt" o:hralign="center" o:hrstd="t" o:hr="t" fillcolor="#a0a0a0" stroked="f"/>
+          <v:rect id="_x0000_i1025" style="width:0;height:1.5pt" o:hralign="center" o:hrstd="t" o:hr="t" fillcolor="#a0a0a0" stroked="f"/>
         </w:pict>
       </w:r>
     </w:p>
@@ -590,15 +581,7 @@
     </w:p>
     <w:p>
       <w:r>
-        <w:t xml:space="preserve">The Agile Team Charter provided a structured foundation for the </w:t>
-      </w:r>
-      <w:proofErr w:type="spellStart"/>
-      <w:r>
-        <w:t>TechStat</w:t>
-      </w:r>
-      <w:proofErr w:type="spellEnd"/>
-      <w:r>
-        <w:t xml:space="preserve"> project. Establishing a shared vision and agreed working practices helped ensure that </w:t>
+        <w:t xml:space="preserve">The Agile Team Charter provided a structured foundation for the TechStat project. Establishing a shared vision and agreed working practices helped ensure that </w:t>
       </w:r>
       <w:r>
         <w:t>I</w:t>
@@ -622,7 +605,7 @@
     <w:p>
       <w:r>
         <w:pict w14:anchorId="27E94FDA">
-          <v:rect id="_x0000_i1118" style="width:0;height:1.5pt" o:hralign="center" o:hrstd="t" o:hr="t" fillcolor="#a0a0a0" stroked="f"/>
+          <v:rect id="_x0000_i1026" style="width:0;height:1.5pt" o:hralign="center" o:hrstd="t" o:hr="t" fillcolor="#a0a0a0" stroked="f"/>
         </w:pict>
       </w:r>
     </w:p>
@@ -680,13 +663,8 @@
         <w:t>Title:</w:t>
       </w:r>
       <w:r>
-        <w:t xml:space="preserve"> Browse and Purchase Tech Products on </w:t>
-      </w:r>
-      <w:proofErr w:type="spellStart"/>
-      <w:r>
-        <w:t>TechStat</w:t>
-      </w:r>
-      <w:proofErr w:type="spellEnd"/>
+        <w:t xml:space="preserve"> Browse and Purchase Tech Products on TechStat</w:t>
+      </w:r>
     </w:p>
     <w:p>
       <w:r>
@@ -709,15 +687,7 @@
         <w:t>I want to</w:t>
       </w:r>
       <w:r>
-        <w:t xml:space="preserve"> browse technology and stationery products on the </w:t>
-      </w:r>
-      <w:proofErr w:type="spellStart"/>
-      <w:r>
-        <w:t>TechStat</w:t>
-      </w:r>
-      <w:proofErr w:type="spellEnd"/>
-      <w:r>
-        <w:t xml:space="preserve"> website,</w:t>
+        <w:t xml:space="preserve"> browse technology and stationery products on the TechStat website,</w:t>
       </w:r>
     </w:p>
     <w:p>
@@ -788,15 +758,7 @@
         </w:numPr>
       </w:pPr>
       <w:r>
-        <w:t xml:space="preserve">User can contact </w:t>
-      </w:r>
-      <w:proofErr w:type="spellStart"/>
-      <w:r>
-        <w:t>TechStat</w:t>
-      </w:r>
-      <w:proofErr w:type="spellEnd"/>
-      <w:r>
-        <w:t>.</w:t>
+        <w:t>User can contact TechStat.</w:t>
       </w:r>
     </w:p>
     <w:p>
@@ -1136,6 +1098,9 @@
     </w:p>
     <w:p>
       <w:r>
+        <w:rPr>
+          <w:noProof/>
+        </w:rPr>
         <mc:AlternateContent>
           <mc:Choice Requires="wps">
             <w:drawing>
@@ -1204,6 +1169,9 @@
         </mc:AlternateContent>
       </w:r>
       <w:r>
+        <w:rPr>
+          <w:noProof/>
+        </w:rPr>
         <w:drawing>
           <wp:inline distT="0" distB="0" distL="0" distR="0" wp14:anchorId="35CEA551" wp14:editId="5BAB9804">
             <wp:extent cx="4349114" cy="1981200"/>
@@ -1250,8 +1218,169 @@
     </w:p>
     <w:p>
       <w:r>
+        <w:lastRenderedPageBreak/>
+        <w:drawing>
+          <wp:inline distT="0" distB="0" distL="0" distR="0" wp14:anchorId="3EF9A59B" wp14:editId="0A52F74A">
+            <wp:extent cx="3886537" cy="5761219"/>
+            <wp:effectExtent l="0" t="0" r="0" b="0"/>
+            <wp:docPr id="12" name="Picture 12"/>
+            <wp:cNvGraphicFramePr>
+              <a:graphicFrameLocks xmlns:a="http://schemas.openxmlformats.org/drawingml/2006/main" noChangeAspect="1"/>
+            </wp:cNvGraphicFramePr>
+            <a:graphic xmlns:a="http://schemas.openxmlformats.org/drawingml/2006/main">
+              <a:graphicData uri="http://schemas.openxmlformats.org/drawingml/2006/picture">
+                <pic:pic xmlns:pic="http://schemas.openxmlformats.org/drawingml/2006/picture">
+                  <pic:nvPicPr>
+                    <pic:cNvPr id="1" name=""/>
+                    <pic:cNvPicPr/>
+                  </pic:nvPicPr>
+                  <pic:blipFill>
+                    <a:blip r:embed="rId6"/>
+                    <a:stretch>
+                      <a:fillRect/>
+                    </a:stretch>
+                  </pic:blipFill>
+                  <pic:spPr>
+                    <a:xfrm>
+                      <a:off x="0" y="0"/>
+                      <a:ext cx="3886537" cy="5761219"/>
+                    </a:xfrm>
+                    <a:prstGeom prst="rect">
+                      <a:avLst/>
+                    </a:prstGeom>
+                  </pic:spPr>
+                </pic:pic>
+              </a:graphicData>
+            </a:graphic>
+          </wp:inline>
+        </w:drawing>
+      </w:r>
+    </w:p>
+    <w:p>
+      <w:r>
+        <w:lastRenderedPageBreak/>
+        <w:drawing>
+          <wp:anchor distT="0" distB="0" distL="114300" distR="114300" simplePos="0" relativeHeight="251658240" behindDoc="0" locked="0" layoutInCell="1" allowOverlap="1" wp14:anchorId="5AAAB6A0" wp14:editId="68AEB585">
+            <wp:simplePos x="914400" y="914400"/>
+            <wp:positionH relativeFrom="column">
+              <wp:align>left</wp:align>
+            </wp:positionH>
+            <wp:positionV relativeFrom="paragraph">
+              <wp:align>top</wp:align>
+            </wp:positionV>
+            <wp:extent cx="4991533" cy="4778154"/>
+            <wp:effectExtent l="0" t="0" r="0" b="3810"/>
+            <wp:wrapSquare wrapText="bothSides"/>
+            <wp:docPr id="3" name="Picture 3"/>
+            <wp:cNvGraphicFramePr>
+              <a:graphicFrameLocks xmlns:a="http://schemas.openxmlformats.org/drawingml/2006/main" noChangeAspect="1"/>
+            </wp:cNvGraphicFramePr>
+            <a:graphic xmlns:a="http://schemas.openxmlformats.org/drawingml/2006/main">
+              <a:graphicData uri="http://schemas.openxmlformats.org/drawingml/2006/picture">
+                <pic:pic xmlns:pic="http://schemas.openxmlformats.org/drawingml/2006/picture">
+                  <pic:nvPicPr>
+                    <pic:cNvPr id="1" name=""/>
+                    <pic:cNvPicPr/>
+                  </pic:nvPicPr>
+                  <pic:blipFill>
+                    <a:blip r:embed="rId7">
+                      <a:extLst>
+                        <a:ext uri="{28A0092B-C50C-407E-A947-70E740481C1C}">
+                          <a14:useLocalDpi xmlns:a14="http://schemas.microsoft.com/office/drawing/2010/main" val="0"/>
+                        </a:ext>
+                      </a:extLst>
+                    </a:blip>
+                    <a:stretch>
+                      <a:fillRect/>
+                    </a:stretch>
+                  </pic:blipFill>
+                  <pic:spPr>
+                    <a:xfrm>
+                      <a:off x="0" y="0"/>
+                      <a:ext cx="4991533" cy="4778154"/>
+                    </a:xfrm>
+                    <a:prstGeom prst="rect">
+                      <a:avLst/>
+                    </a:prstGeom>
+                  </pic:spPr>
+                </pic:pic>
+              </a:graphicData>
+            </a:graphic>
+          </wp:anchor>
+        </w:drawing>
+      </w:r>
+    </w:p>
+    <w:p/>
+    <w:p/>
+    <w:p/>
+    <w:p/>
+    <w:p/>
+    <w:p/>
+    <w:p/>
+    <w:p/>
+    <w:p/>
+    <w:p/>
+    <w:p/>
+    <w:p/>
+    <w:p/>
+    <w:p/>
+    <w:p/>
+    <w:p>
+      <w:r>
+        <w:lastRenderedPageBreak/>
+        <w:drawing>
+          <wp:inline distT="0" distB="0" distL="0" distR="0" wp14:anchorId="426FC50E" wp14:editId="308ECE57">
+            <wp:extent cx="5655310" cy="5219700"/>
+            <wp:effectExtent l="0" t="0" r="2540" b="0"/>
+            <wp:docPr id="4" name="Picture 4"/>
+            <wp:cNvGraphicFramePr>
+              <a:graphicFrameLocks xmlns:a="http://schemas.openxmlformats.org/drawingml/2006/main" noChangeAspect="1"/>
+            </wp:cNvGraphicFramePr>
+            <a:graphic xmlns:a="http://schemas.openxmlformats.org/drawingml/2006/main">
+              <a:graphicData uri="http://schemas.openxmlformats.org/drawingml/2006/picture">
+                <pic:pic xmlns:pic="http://schemas.openxmlformats.org/drawingml/2006/picture">
+                  <pic:nvPicPr>
+                    <pic:cNvPr id="1" name=""/>
+                    <pic:cNvPicPr/>
+                  </pic:nvPicPr>
+                  <pic:blipFill rotWithShape="1">
+                    <a:blip r:embed="rId8"/>
+                    <a:srcRect l="1330" b="4474"/>
+                    <a:stretch/>
+                  </pic:blipFill>
+                  <pic:spPr bwMode="auto">
+                    <a:xfrm>
+                      <a:off x="0" y="0"/>
+                      <a:ext cx="5655310" cy="5219700"/>
+                    </a:xfrm>
+                    <a:prstGeom prst="rect">
+                      <a:avLst/>
+                    </a:prstGeom>
+                    <a:ln>
+                      <a:noFill/>
+                    </a:ln>
+                    <a:extLst>
+                      <a:ext uri="{53640926-AAD7-44D8-BBD7-CCE9431645EC}">
+                        <a14:shadowObscured xmlns:a14="http://schemas.microsoft.com/office/drawing/2010/main"/>
+                      </a:ext>
+                    </a:extLst>
+                  </pic:spPr>
+                </pic:pic>
+              </a:graphicData>
+            </a:graphic>
+          </wp:inline>
+        </w:drawing>
+      </w:r>
+    </w:p>
+    <w:p>
+      <w:r>
+        <w:br w:type="textWrapping" w:clear="all"/>
+      </w:r>
+    </w:p>
+    <w:p>
+      <w:r>
         <w:pict w14:anchorId="40C69ABD">
-          <v:rect id="_x0000_i1120" style="width:0;height:1.5pt" o:hralign="center" o:hrstd="t" o:hr="t" fillcolor="#a0a0a0" stroked="f"/>
+          <v:rect id="_x0000_i1027" style="width:0;height:1.5pt" o:hralign="center" o:hrstd="t" o:hr="t" fillcolor="#a0a0a0" stroked="f"/>
         </w:pict>
       </w:r>
     </w:p>
@@ -1278,7 +1407,7 @@
     <w:p>
       <w:r>
         <w:pict w14:anchorId="1E2B1510">
-          <v:rect id="_x0000_i1121" style="width:0;height:1.5pt" o:hralign="center" o:hrstd="t" o:hr="t" fillcolor="#a0a0a0" stroked="f"/>
+          <v:rect id="_x0000_i1028" style="width:0;height:1.5pt" o:hralign="center" o:hrstd="t" o:hr="t" fillcolor="#a0a0a0" stroked="f"/>
         </w:pict>
       </w:r>
     </w:p>
@@ -1326,7 +1455,6 @@
           <w:b/>
           <w:bCs/>
         </w:rPr>
-        <w:lastRenderedPageBreak/>
         <w:t>Product Backlog</w:t>
       </w:r>
     </w:p>
@@ -1632,13 +1760,8 @@
           </w:tcPr>
           <w:p>
             <w:r>
-              <w:t xml:space="preserve">Contact </w:t>
-            </w:r>
-            <w:proofErr w:type="spellStart"/>
-            <w:r>
-              <w:t>TechStat</w:t>
-            </w:r>
-            <w:proofErr w:type="spellEnd"/>
+              <w:t>Contact TechStat</w:t>
+            </w:r>
           </w:p>
         </w:tc>
         <w:tc>
@@ -1745,7 +1868,7 @@
     <w:p>
       <w:r>
         <w:pict w14:anchorId="75D3B677">
-          <v:rect id="_x0000_i1122" style="width:0;height:1.5pt" o:hralign="center" o:hrstd="t" o:hr="t" fillcolor="#a0a0a0" stroked="f"/>
+          <v:rect id="_x0000_i1029" style="width:0;height:1.5pt" o:hralign="center" o:hrstd="t" o:hr="t" fillcolor="#a0a0a0" stroked="f"/>
         </w:pict>
       </w:r>
     </w:p>
@@ -1772,7 +1895,7 @@
     <w:p>
       <w:r>
         <w:pict w14:anchorId="560BE126">
-          <v:rect id="_x0000_i1123" style="width:0;height:1.5pt" o:hralign="center" o:hrstd="t" o:hr="t" fillcolor="#a0a0a0" stroked="f"/>
+          <v:rect id="_x0000_i1030" style="width:0;height:1.5pt" o:hralign="center" o:hrstd="t" o:hr="t" fillcolor="#a0a0a0" stroked="f"/>
         </w:pict>
       </w:r>
     </w:p>
@@ -2049,6 +2172,14 @@
           <w:bCs/>
         </w:rPr>
       </w:pPr>
+    </w:p>
+    <w:p>
+      <w:pPr>
+        <w:rPr>
+          <w:b/>
+          <w:bCs/>
+        </w:rPr>
+      </w:pPr>
       <w:r>
         <w:rPr>
           <w:b/>
@@ -2104,7 +2235,6 @@
                 <w:b/>
                 <w:bCs/>
               </w:rPr>
-              <w:lastRenderedPageBreak/>
               <w:t>Task</w:t>
             </w:r>
           </w:p>
@@ -2296,6 +2426,9 @@
     </w:p>
     <w:p>
       <w:r>
+        <w:rPr>
+          <w:noProof/>
+        </w:rPr>
         <mc:AlternateContent>
           <mc:Choice Requires="wps">
             <w:drawing>
@@ -2385,7 +2518,7 @@
                     </pic:cNvPicPr>
                   </pic:nvPicPr>
                   <pic:blipFill rotWithShape="1">
-                    <a:blip r:embed="rId6">
+                    <a:blip r:embed="rId9">
                       <a:extLst>
                         <a:ext uri="{28A0092B-C50C-407E-A947-70E740481C1C}">
                           <a14:useLocalDpi xmlns:a14="http://schemas.microsoft.com/office/drawing/2010/main" val="0"/>
@@ -2423,7 +2556,7 @@
     <w:p>
       <w:r>
         <w:pict w14:anchorId="67A69493">
-          <v:rect id="_x0000_i1125" style="width:0;height:1.5pt" o:hralign="center" o:hrstd="t" o:hr="t" fillcolor="#a0a0a0" stroked="f"/>
+          <v:rect id="_x0000_i1031" style="width:0;height:1.5pt" o:hralign="center" o:hrstd="t" o:hr="t" fillcolor="#a0a0a0" stroked="f"/>
         </w:pict>
       </w:r>
     </w:p>
@@ -2449,8 +2582,9 @@
     </w:p>
     <w:p>
       <w:r>
+        <w:lastRenderedPageBreak/>
         <w:pict w14:anchorId="7C9EAD2E">
-          <v:rect id="_x0000_i1126" style="width:0;height:1.5pt" o:hralign="center" o:hrstd="t" o:hr="t" fillcolor="#a0a0a0" stroked="f"/>
+          <v:rect id="_x0000_i1032" style="width:0;height:1.5pt" o:hralign="center" o:hrstd="t" o:hr="t" fillcolor="#a0a0a0" stroked="f"/>
         </w:pict>
       </w:r>
     </w:p>
@@ -2461,20 +2595,11 @@
           <w:bCs/>
         </w:rPr>
       </w:pPr>
-    </w:p>
-    <w:p>
-      <w:pPr>
-        <w:rPr>
-          <w:b/>
-          <w:bCs/>
-        </w:rPr>
-      </w:pPr>
-      <w:r>
-        <w:rPr>
-          <w:b/>
-          <w:bCs/>
-        </w:rPr>
-        <w:lastRenderedPageBreak/>
+      <w:r>
+        <w:rPr>
+          <w:b/>
+          <w:bCs/>
+        </w:rPr>
         <w:t>Agile Logbook</w:t>
       </w:r>
     </w:p>
@@ -2604,7 +2729,7 @@
     <w:p>
       <w:r>
         <w:pict w14:anchorId="6E66BF7C">
-          <v:rect id="_x0000_i1127" style="width:0;height:1.5pt" o:hralign="center" o:hrstd="t" o:hr="t" fillcolor="#a0a0a0" stroked="f"/>
+          <v:rect id="_x0000_i1033" style="width:0;height:1.5pt" o:hralign="center" o:hrstd="t" o:hr="t" fillcolor="#a0a0a0" stroked="f"/>
         </w:pict>
       </w:r>
     </w:p>
@@ -2708,7 +2833,7 @@
     <w:p>
       <w:r>
         <w:pict w14:anchorId="76CCE8F6">
-          <v:rect id="_x0000_i1128" style="width:0;height:1.5pt" o:hralign="center" o:hrstd="t" o:hr="t" fillcolor="#a0a0a0" stroked="f"/>
+          <v:rect id="_x0000_i1034" style="width:0;height:1.5pt" o:hralign="center" o:hrstd="t" o:hr="t" fillcolor="#a0a0a0" stroked="f"/>
         </w:pict>
       </w:r>
     </w:p>
@@ -2800,7 +2925,6 @@
           <w:b/>
           <w:bCs/>
         </w:rPr>
-        <w:lastRenderedPageBreak/>
         <w:t>Solution</w:t>
       </w:r>
     </w:p>
@@ -2818,7 +2942,7 @@
     <w:p>
       <w:r>
         <w:pict w14:anchorId="2E121B61">
-          <v:rect id="_x0000_i1129" style="width:0;height:1.5pt" o:hralign="center" o:hrstd="t" o:hr="t" fillcolor="#a0a0a0" stroked="f"/>
+          <v:rect id="_x0000_i1035" style="width:0;height:1.5pt" o:hralign="center" o:hrstd="t" o:hr="t" fillcolor="#a0a0a0" stroked="f"/>
         </w:pict>
       </w:r>
     </w:p>
@@ -2936,6 +3060,9 @@
     </w:p>
     <w:p>
       <w:r>
+        <w:rPr>
+          <w:noProof/>
+        </w:rPr>
         <mc:AlternateContent>
           <mc:Choice Requires="wps">
             <w:drawing>
@@ -3025,7 +3152,7 @@
                     </pic:cNvPicPr>
                   </pic:nvPicPr>
                   <pic:blipFill rotWithShape="1">
-                    <a:blip r:embed="rId7" cstate="print">
+                    <a:blip r:embed="rId10" cstate="print">
                       <a:extLst>
                         <a:ext uri="{28A0092B-C50C-407E-A947-70E740481C1C}">
                           <a14:useLocalDpi xmlns:a14="http://schemas.microsoft.com/office/drawing/2010/main" val="0"/>
@@ -3062,6 +3189,9 @@
     </w:p>
     <w:p>
       <w:r>
+        <w:rPr>
+          <w:noProof/>
+        </w:rPr>
         <w:lastRenderedPageBreak/>
         <mc:AlternateContent>
           <mc:Choice Requires="wps">
@@ -3152,7 +3282,7 @@
                     </pic:cNvPicPr>
                   </pic:nvPicPr>
                   <pic:blipFill rotWithShape="1">
-                    <a:blip r:embed="rId8" cstate="print">
+                    <a:blip r:embed="rId11" cstate="print">
                       <a:extLst>
                         <a:ext uri="{28A0092B-C50C-407E-A947-70E740481C1C}">
                           <a14:useLocalDpi xmlns:a14="http://schemas.microsoft.com/office/drawing/2010/main" val="0"/>
@@ -3190,7 +3320,7 @@
     <w:p>
       <w:r>
         <w:pict w14:anchorId="66F3D5C4">
-          <v:rect id="_x0000_i1132" style="width:0;height:1.5pt" o:hralign="center" o:hrstd="t" o:hr="t" fillcolor="#a0a0a0" stroked="f"/>
+          <v:rect id="_x0000_i1036" style="width:0;height:1.5pt" o:hralign="center" o:hrstd="t" o:hr="t" fillcolor="#a0a0a0" stroked="f"/>
         </w:pict>
       </w:r>
     </w:p>
@@ -3211,15 +3341,7 @@
     </w:p>
     <w:p>
       <w:r>
-        <w:t xml:space="preserve">The Agile logbook provided a detailed record of project progress throughout development. Recording activities, challenges, and solutions helped identify areas for improvement and encouraged continuous reflection. By documenting weekly progress, it became easier to track achievements and evaluate project performance. The logbook also demonstrated how Agile principles such as iterative development, adaptation, and continuous improvement were applied during the </w:t>
-      </w:r>
-      <w:proofErr w:type="spellStart"/>
-      <w:r>
-        <w:t>TechStat</w:t>
-      </w:r>
-      <w:proofErr w:type="spellEnd"/>
-      <w:r>
-        <w:t xml:space="preserve"> project. Maintaining consistent records improved organisation and provided evidence of learning and development over time.</w:t>
+        <w:t>The Agile logbook provided a detailed record of project progress throughout development. Recording activities, challenges, and solutions helped identify areas for improvement and encouraged continuous reflection. By documenting weekly progress, it became easier to track achievements and evaluate project performance. The logbook also demonstrated how Agile principles such as iterative development, adaptation, and continuous improvement were applied during the TechStat project. Maintaining consistent records improved organisation and provided evidence of learning and development over time.</w:t>
       </w:r>
     </w:p>
     <w:p/>
@@ -6273,6 +6395,7 @@
   <w:style w:type="character" w:default="1" w:styleId="DefaultParagraphFont">
     <w:name w:val="Default Paragraph Font"/>
     <w:uiPriority w:val="1"/>
+    <w:semiHidden/>
     <w:unhideWhenUsed/>
   </w:style>
   <w:style w:type="table" w:default="1" w:styleId="TableNormal">

--- a/TechStatProjectP3.docx
+++ b/TechStatProjectP3.docx
@@ -2,18 +2,513 @@
 <file path=word/document.xml><?xml version="1.0" encoding="utf-8"?>
 <w:document xmlns:wpc="http://schemas.microsoft.com/office/word/2010/wordprocessingCanvas" xmlns:cx="http://schemas.microsoft.com/office/drawing/2014/chartex" xmlns:cx1="http://schemas.microsoft.com/office/drawing/2015/9/8/chartex" xmlns:cx2="http://schemas.microsoft.com/office/drawing/2015/10/21/chartex" xmlns:cx3="http://schemas.microsoft.com/office/drawing/2016/5/9/chartex" xmlns:cx4="http://schemas.microsoft.com/office/drawing/2016/5/10/chartex" xmlns:cx5="http://schemas.microsoft.com/office/drawing/2016/5/11/chartex" xmlns:cx6="http://schemas.microsoft.com/office/drawing/2016/5/12/chartex" xmlns:cx7="http://schemas.microsoft.com/office/drawing/2016/5/13/chartex" xmlns:cx8="http://schemas.microsoft.com/office/drawing/2016/5/14/chartex" xmlns:mc="http://schemas.openxmlformats.org/markup-compatibility/2006" xmlns:aink="http://schemas.microsoft.com/office/drawing/2016/ink" xmlns:am3d="http://schemas.microsoft.com/office/drawing/2017/model3d" xmlns:o="urn:schemas-microsoft-com:office:office" xmlns:oel="http://schemas.microsoft.com/office/2019/extlst" xmlns:r="http://schemas.openxmlformats.org/officeDocument/2006/relationships" xmlns:m="http://schemas.openxmlformats.org/officeDocument/2006/math" xmlns:v="urn:schemas-microsoft-com:vml" xmlns:wp14="http://schemas.microsoft.com/office/word/2010/wordprocessingDrawing" xmlns:wp="http://schemas.openxmlformats.org/drawingml/2006/wordprocessingDrawing" xmlns:w10="urn:schemas-microsoft-com:office:word" xmlns:w="http://schemas.openxmlformats.org/wordprocessingml/2006/main" xmlns:w14="http://schemas.microsoft.com/office/word/2010/wordml" xmlns:w15="http://schemas.microsoft.com/office/word/2012/wordml" xmlns:w16cex="http://schemas.microsoft.com/office/word/2018/wordml/cex" xmlns:w16cid="http://schemas.microsoft.com/office/word/2016/wordml/cid" xmlns:w16="http://schemas.microsoft.com/office/word/2018/wordml" xmlns:w16sdtdh="http://schemas.microsoft.com/office/word/2020/wordml/sdtdatahash" xmlns:w16se="http://schemas.microsoft.com/office/word/2015/wordml/symex" xmlns:wpg="http://schemas.microsoft.com/office/word/2010/wordprocessingGroup" xmlns:wpi="http://schemas.microsoft.com/office/word/2010/wordprocessingInk" xmlns:wne="http://schemas.microsoft.com/office/word/2006/wordml" xmlns:wps="http://schemas.microsoft.com/office/word/2010/wordprocessingShape" mc:Ignorable="w14 w15 w16se w16cid w16 w16cex w16sdtdh wp14">
   <w:body>
-    <w:p>
-      <w:pPr>
-        <w:rPr>
-          <w:b/>
-          <w:bCs/>
-        </w:rPr>
-      </w:pPr>
-      <w:r>
-        <w:rPr>
-          <w:b/>
-          <w:bCs/>
-        </w:rPr>
+    <w:sdt>
+      <w:sdtPr>
+        <w:id w:val="883675740"/>
+        <w:docPartObj>
+          <w:docPartGallery w:val="Cover Pages"/>
+          <w:docPartUnique/>
+        </w:docPartObj>
+      </w:sdtPr>
+      <w:sdtEndPr>
+        <w:rPr>
+          <w:b/>
+          <w:bCs/>
+        </w:rPr>
+      </w:sdtEndPr>
+      <w:sdtContent>
+        <w:p>
+          <w:r>
+            <w:rPr>
+              <w:noProof/>
+            </w:rPr>
+            <mc:AlternateContent>
+              <mc:Choice Requires="wpg">
+                <w:drawing>
+                  <wp:anchor distT="0" distB="0" distL="114300" distR="114300" simplePos="0" relativeHeight="251660288" behindDoc="1" locked="0" layoutInCell="1" allowOverlap="1" wp14:anchorId="3E60918F" wp14:editId="19BCE98D">
+                    <wp:simplePos x="0" y="0"/>
+                    <wp:positionH relativeFrom="page">
+                      <wp:align>center</wp:align>
+                    </wp:positionH>
+                    <wp:positionV relativeFrom="page">
+                      <wp:align>center</wp:align>
+                    </wp:positionV>
+                    <wp:extent cx="6864824" cy="9123528"/>
+                    <wp:effectExtent l="0" t="0" r="2540" b="635"/>
+                    <wp:wrapNone/>
+                    <wp:docPr id="193" name="Group 193"/>
+                    <wp:cNvGraphicFramePr/>
+                    <a:graphic xmlns:a="http://schemas.openxmlformats.org/drawingml/2006/main">
+                      <a:graphicData uri="http://schemas.microsoft.com/office/word/2010/wordprocessingGroup">
+                        <wpg:wgp>
+                          <wpg:cNvGrpSpPr/>
+                          <wpg:grpSpPr>
+                            <a:xfrm>
+                              <a:off x="0" y="0"/>
+                              <a:ext cx="6864824" cy="9123528"/>
+                              <a:chOff x="0" y="0"/>
+                              <a:chExt cx="6864824" cy="9123528"/>
+                            </a:xfrm>
+                          </wpg:grpSpPr>
+                          <wps:wsp>
+                            <wps:cNvPr id="194" name="Rectangle 194"/>
+                            <wps:cNvSpPr/>
+                            <wps:spPr>
+                              <a:xfrm>
+                                <a:off x="0" y="0"/>
+                                <a:ext cx="6858000" cy="1371600"/>
+                              </a:xfrm>
+                              <a:prstGeom prst="rect">
+                                <a:avLst/>
+                              </a:prstGeom>
+                              <a:solidFill>
+                                <a:schemeClr val="accent1"/>
+                              </a:solidFill>
+                              <a:ln>
+                                <a:noFill/>
+                              </a:ln>
+                            </wps:spPr>
+                            <wps:style>
+                              <a:lnRef idx="2">
+                                <a:schemeClr val="accent1">
+                                  <a:shade val="50000"/>
+                                </a:schemeClr>
+                              </a:lnRef>
+                              <a:fillRef idx="1">
+                                <a:schemeClr val="accent1"/>
+                              </a:fillRef>
+                              <a:effectRef idx="0">
+                                <a:schemeClr val="accent1"/>
+                              </a:effectRef>
+                              <a:fontRef idx="minor">
+                                <a:schemeClr val="lt1"/>
+                              </a:fontRef>
+                            </wps:style>
+                            <wps:bodyPr rot="0" spcFirstLastPara="0" vertOverflow="overflow" horzOverflow="overflow" vert="horz" wrap="square" lIns="91440" tIns="45720" rIns="91440" bIns="45720" numCol="1" spcCol="0" rtlCol="0" fromWordArt="0" anchor="ctr" anchorCtr="0" forceAA="0" compatLnSpc="1">
+                              <a:prstTxWarp prst="textNoShape">
+                                <a:avLst/>
+                              </a:prstTxWarp>
+                              <a:noAutofit/>
+                            </wps:bodyPr>
+                          </wps:wsp>
+                          <wps:wsp>
+                            <wps:cNvPr id="195" name="Rectangle 195"/>
+                            <wps:cNvSpPr/>
+                            <wps:spPr>
+                              <a:xfrm>
+                                <a:off x="0" y="4094328"/>
+                                <a:ext cx="6858000" cy="5029200"/>
+                              </a:xfrm>
+                              <a:prstGeom prst="rect">
+                                <a:avLst/>
+                              </a:prstGeom>
+                              <a:solidFill>
+                                <a:schemeClr val="accent1"/>
+                              </a:solidFill>
+                              <a:ln>
+                                <a:noFill/>
+                              </a:ln>
+                            </wps:spPr>
+                            <wps:style>
+                              <a:lnRef idx="2">
+                                <a:schemeClr val="accent1">
+                                  <a:shade val="50000"/>
+                                </a:schemeClr>
+                              </a:lnRef>
+                              <a:fillRef idx="1">
+                                <a:schemeClr val="accent1"/>
+                              </a:fillRef>
+                              <a:effectRef idx="0">
+                                <a:schemeClr val="accent1"/>
+                              </a:effectRef>
+                              <a:fontRef idx="minor">
+                                <a:schemeClr val="lt1"/>
+                              </a:fontRef>
+                            </wps:style>
+                            <wps:txbx>
+                              <w:txbxContent>
+                                <w:sdt>
+                                  <w:sdtPr>
+                                    <w:rPr>
+                                      <w:color w:val="FFFFFF" w:themeColor="background1"/>
+                                    </w:rPr>
+                                    <w:alias w:val="Author"/>
+                                    <w:tag w:val=""/>
+                                    <w:id w:val="945428907"/>
+                                    <w:dataBinding w:prefixMappings="xmlns:ns0='http://purl.org/dc/elements/1.1/' xmlns:ns1='http://schemas.openxmlformats.org/package/2006/metadata/core-properties' " w:xpath="/ns1:coreProperties[1]/ns0:creator[1]" w:storeItemID="{6C3C8BC8-F283-45AE-878A-BAB7291924A1}"/>
+                                    <w:text/>
+                                  </w:sdtPr>
+                                  <w:sdtContent>
+                                    <w:p>
+                                      <w:pPr>
+                                        <w:pStyle w:val="NoSpacing"/>
+                                        <w:spacing w:before="120"/>
+                                        <w:jc w:val="center"/>
+                                        <w:rPr>
+                                          <w:color w:val="FFFFFF" w:themeColor="background1"/>
+                                        </w:rPr>
+                                      </w:pPr>
+                                      <w:r>
+                                        <w:rPr>
+                                          <w:color w:val="FFFFFF" w:themeColor="background1"/>
+                                        </w:rPr>
+                                        <w:t>Ayrton Williams</w:t>
+                                      </w:r>
+                                    </w:p>
+                                  </w:sdtContent>
+                                </w:sdt>
+                                <w:p>
+                                  <w:pPr>
+                                    <w:pStyle w:val="NoSpacing"/>
+                                    <w:spacing w:before="120"/>
+                                    <w:jc w:val="center"/>
+                                    <w:rPr>
+                                      <w:color w:val="FFFFFF" w:themeColor="background1"/>
+                                    </w:rPr>
+                                  </w:pPr>
+                                  <w:sdt>
+                                    <w:sdtPr>
+                                      <w:rPr>
+                                        <w:caps/>
+                                        <w:color w:val="FFFFFF" w:themeColor="background1"/>
+                                      </w:rPr>
+                                      <w:alias w:val="Company"/>
+                                      <w:tag w:val=""/>
+                                      <w:id w:val="1618182777"/>
+                                      <w:showingPlcHdr/>
+                                      <w:dataBinding w:prefixMappings="xmlns:ns0='http://schemas.openxmlformats.org/officeDocument/2006/extended-properties' " w:xpath="/ns0:Properties[1]/ns0:Company[1]" w:storeItemID="{6668398D-A668-4E3E-A5EB-62B293D839F1}"/>
+                                      <w:text/>
+                                    </w:sdtPr>
+                                    <w:sdtContent>
+                                      <w:r>
+                                        <w:rPr>
+                                          <w:caps/>
+                                          <w:color w:val="FFFFFF" w:themeColor="background1"/>
+                                        </w:rPr>
+                                        <w:t xml:space="preserve">     </w:t>
+                                      </w:r>
+                                    </w:sdtContent>
+                                  </w:sdt>
+                                  <w:r>
+                                    <w:rPr>
+                                      <w:color w:val="FFFFFF" w:themeColor="background1"/>
+                                    </w:rPr>
+                                    <w:t>  </w:t>
+                                  </w:r>
+                                  <w:sdt>
+                                    <w:sdtPr>
+                                      <w:rPr>
+                                        <w:color w:val="FFFFFF" w:themeColor="background1"/>
+                                      </w:rPr>
+                                      <w:alias w:val="Address"/>
+                                      <w:tag w:val=""/>
+                                      <w:id w:val="-253358678"/>
+                                      <w:dataBinding w:prefixMappings="xmlns:ns0='http://schemas.microsoft.com/office/2006/coverPageProps' " w:xpath="/ns0:CoverPageProperties[1]/ns0:CompanyAddress[1]" w:storeItemID="{55AF091B-3C7A-41E3-B477-F2FDAA23CFDA}"/>
+                                      <w:text/>
+                                    </w:sdtPr>
+                                    <w:sdtContent>
+                                      <w:r>
+                                        <w:rPr>
+                                          <w:color w:val="FFFFFF" w:themeColor="background1"/>
+                                        </w:rPr>
+                                        <w:t>220086168</w:t>
+                                      </w:r>
+                                    </w:sdtContent>
+                                  </w:sdt>
+                                </w:p>
+                              </w:txbxContent>
+                            </wps:txbx>
+                            <wps:bodyPr rot="0" spcFirstLastPara="0" vertOverflow="overflow" horzOverflow="overflow" vert="horz" wrap="square" lIns="457200" tIns="731520" rIns="457200" bIns="457200" numCol="1" spcCol="0" rtlCol="0" fromWordArt="0" anchor="b" anchorCtr="0" forceAA="0" compatLnSpc="1">
+                              <a:prstTxWarp prst="textNoShape">
+                                <a:avLst/>
+                              </a:prstTxWarp>
+                              <a:noAutofit/>
+                            </wps:bodyPr>
+                          </wps:wsp>
+                          <wps:wsp>
+                            <wps:cNvPr id="196" name="Text Box 196"/>
+                            <wps:cNvSpPr txBox="1"/>
+                            <wps:spPr>
+                              <a:xfrm>
+                                <a:off x="6824" y="1371600"/>
+                                <a:ext cx="6858000" cy="2722728"/>
+                              </a:xfrm>
+                              <a:prstGeom prst="rect">
+                                <a:avLst/>
+                              </a:prstGeom>
+                              <a:solidFill>
+                                <a:schemeClr val="bg1"/>
+                              </a:solidFill>
+                              <a:ln w="6350">
+                                <a:noFill/>
+                              </a:ln>
+                              <a:effectLst/>
+                            </wps:spPr>
+                            <wps:style>
+                              <a:lnRef idx="0">
+                                <a:schemeClr val="accent1"/>
+                              </a:lnRef>
+                              <a:fillRef idx="0">
+                                <a:schemeClr val="accent1"/>
+                              </a:fillRef>
+                              <a:effectRef idx="0">
+                                <a:schemeClr val="accent1"/>
+                              </a:effectRef>
+                              <a:fontRef idx="minor">
+                                <a:schemeClr val="dk1"/>
+                              </a:fontRef>
+                            </wps:style>
+                            <wps:txbx>
+                              <w:txbxContent>
+                                <w:sdt>
+                                  <w:sdtPr>
+                                    <w:rPr>
+                                      <w:rFonts w:asciiTheme="majorHAnsi" w:eastAsiaTheme="majorEastAsia" w:hAnsiTheme="majorHAnsi" w:cstheme="majorBidi"/>
+                                      <w:caps/>
+                                      <w:color w:val="4472C4" w:themeColor="accent1"/>
+                                      <w:sz w:val="72"/>
+                                      <w:szCs w:val="72"/>
+                                    </w:rPr>
+                                    <w:alias w:val="Title"/>
+                                    <w:tag w:val=""/>
+                                    <w:id w:val="-9991715"/>
+                                    <w:dataBinding w:prefixMappings="xmlns:ns0='http://purl.org/dc/elements/1.1/' xmlns:ns1='http://schemas.openxmlformats.org/package/2006/metadata/core-properties' " w:xpath="/ns1:coreProperties[1]/ns0:title[1]" w:storeItemID="{6C3C8BC8-F283-45AE-878A-BAB7291924A1}"/>
+                                    <w:text/>
+                                  </w:sdtPr>
+                                  <w:sdtContent>
+                                    <w:p>
+                                      <w:pPr>
+                                        <w:pStyle w:val="NoSpacing"/>
+                                        <w:jc w:val="center"/>
+                                        <w:rPr>
+                                          <w:rFonts w:asciiTheme="majorHAnsi" w:eastAsiaTheme="majorEastAsia" w:hAnsiTheme="majorHAnsi" w:cstheme="majorBidi"/>
+                                          <w:caps/>
+                                          <w:color w:val="4472C4" w:themeColor="accent1"/>
+                                          <w:sz w:val="72"/>
+                                          <w:szCs w:val="72"/>
+                                        </w:rPr>
+                                      </w:pPr>
+                                      <w:r>
+                                        <w:rPr>
+                                          <w:rFonts w:asciiTheme="majorHAnsi" w:eastAsiaTheme="majorEastAsia" w:hAnsiTheme="majorHAnsi" w:cstheme="majorBidi"/>
+                                          <w:caps/>
+                                          <w:color w:val="4472C4" w:themeColor="accent1"/>
+                                          <w:sz w:val="72"/>
+                                          <w:szCs w:val="72"/>
+                                        </w:rPr>
+                                        <w:t>TECHSTAT</w:t>
+                                      </w:r>
+                                    </w:p>
+                                  </w:sdtContent>
+                                </w:sdt>
+                              </w:txbxContent>
+                            </wps:txbx>
+                            <wps:bodyPr rot="0" spcFirstLastPara="0" vertOverflow="overflow" horzOverflow="overflow" vert="horz" wrap="square" lIns="457200" tIns="91440" rIns="457200" bIns="91440" numCol="1" spcCol="0" rtlCol="0" fromWordArt="0" anchor="ctr" anchorCtr="0" forceAA="0" compatLnSpc="1">
+                              <a:prstTxWarp prst="textNoShape">
+                                <a:avLst/>
+                              </a:prstTxWarp>
+                              <a:noAutofit/>
+                            </wps:bodyPr>
+                          </wps:wsp>
+                        </wpg:wgp>
+                      </a:graphicData>
+                    </a:graphic>
+                    <wp14:sizeRelH relativeFrom="page">
+                      <wp14:pctWidth>88200</wp14:pctWidth>
+                    </wp14:sizeRelH>
+                    <wp14:sizeRelV relativeFrom="page">
+                      <wp14:pctHeight>90900</wp14:pctHeight>
+                    </wp14:sizeRelV>
+                  </wp:anchor>
+                </w:drawing>
+              </mc:Choice>
+              <mc:Fallback>
+                <w:pict>
+                  <v:group w14:anchorId="3E60918F" id="Group 193" o:spid="_x0000_s1026" style="position:absolute;margin-left:0;margin-top:0;width:540.55pt;height:718.4pt;z-index:-251656192;mso-width-percent:882;mso-height-percent:909;mso-position-horizontal:center;mso-position-horizontal-relative:page;mso-position-vertical:center;mso-position-vertical-relative:page;mso-width-percent:882;mso-height-percent:909" coordsize="68648,91235" o:gfxdata="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">
+                    <v:rect id="Rectangle 194" o:spid="_x0000_s1027" style="position:absolute;width:68580;height:13716;visibility:visible;mso-wrap-style:square;v-text-anchor:middle" o:gfxdata="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" fillcolor="#4472c4 [3204]" stroked="f" strokeweight="1pt"/>
+                    <v:rect id="Rectangle 195" o:spid="_x0000_s1028" style="position:absolute;top:40943;width:68580;height:50292;visibility:visible;mso-wrap-style:square;v-text-anchor:bottom" o:gfxdata="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" fillcolor="#4472c4 [3204]" stroked="f" strokeweight="1pt">
+                      <v:textbox inset="36pt,57.6pt,36pt,36pt">
+                        <w:txbxContent>
+                          <w:sdt>
+                            <w:sdtPr>
+                              <w:rPr>
+                                <w:color w:val="FFFFFF" w:themeColor="background1"/>
+                              </w:rPr>
+                              <w:alias w:val="Author"/>
+                              <w:tag w:val=""/>
+                              <w:id w:val="945428907"/>
+                              <w:dataBinding w:prefixMappings="xmlns:ns0='http://purl.org/dc/elements/1.1/' xmlns:ns1='http://schemas.openxmlformats.org/package/2006/metadata/core-properties' " w:xpath="/ns1:coreProperties[1]/ns0:creator[1]" w:storeItemID="{6C3C8BC8-F283-45AE-878A-BAB7291924A1}"/>
+                              <w:text/>
+                            </w:sdtPr>
+                            <w:sdtContent>
+                              <w:p>
+                                <w:pPr>
+                                  <w:pStyle w:val="NoSpacing"/>
+                                  <w:spacing w:before="120"/>
+                                  <w:jc w:val="center"/>
+                                  <w:rPr>
+                                    <w:color w:val="FFFFFF" w:themeColor="background1"/>
+                                  </w:rPr>
+                                </w:pPr>
+                                <w:r>
+                                  <w:rPr>
+                                    <w:color w:val="FFFFFF" w:themeColor="background1"/>
+                                  </w:rPr>
+                                  <w:t>Ayrton Williams</w:t>
+                                </w:r>
+                              </w:p>
+                            </w:sdtContent>
+                          </w:sdt>
+                          <w:p>
+                            <w:pPr>
+                              <w:pStyle w:val="NoSpacing"/>
+                              <w:spacing w:before="120"/>
+                              <w:jc w:val="center"/>
+                              <w:rPr>
+                                <w:color w:val="FFFFFF" w:themeColor="background1"/>
+                              </w:rPr>
+                            </w:pPr>
+                            <w:sdt>
+                              <w:sdtPr>
+                                <w:rPr>
+                                  <w:caps/>
+                                  <w:color w:val="FFFFFF" w:themeColor="background1"/>
+                                </w:rPr>
+                                <w:alias w:val="Company"/>
+                                <w:tag w:val=""/>
+                                <w:id w:val="1618182777"/>
+                                <w:showingPlcHdr/>
+                                <w:dataBinding w:prefixMappings="xmlns:ns0='http://schemas.openxmlformats.org/officeDocument/2006/extended-properties' " w:xpath="/ns0:Properties[1]/ns0:Company[1]" w:storeItemID="{6668398D-A668-4E3E-A5EB-62B293D839F1}"/>
+                                <w:text/>
+                              </w:sdtPr>
+                              <w:sdtContent>
+                                <w:r>
+                                  <w:rPr>
+                                    <w:caps/>
+                                    <w:color w:val="FFFFFF" w:themeColor="background1"/>
+                                  </w:rPr>
+                                  <w:t xml:space="preserve">     </w:t>
+                                </w:r>
+                              </w:sdtContent>
+                            </w:sdt>
+                            <w:r>
+                              <w:rPr>
+                                <w:color w:val="FFFFFF" w:themeColor="background1"/>
+                              </w:rPr>
+                              <w:t>  </w:t>
+                            </w:r>
+                            <w:sdt>
+                              <w:sdtPr>
+                                <w:rPr>
+                                  <w:color w:val="FFFFFF" w:themeColor="background1"/>
+                                </w:rPr>
+                                <w:alias w:val="Address"/>
+                                <w:tag w:val=""/>
+                                <w:id w:val="-253358678"/>
+                                <w:dataBinding w:prefixMappings="xmlns:ns0='http://schemas.microsoft.com/office/2006/coverPageProps' " w:xpath="/ns0:CoverPageProperties[1]/ns0:CompanyAddress[1]" w:storeItemID="{55AF091B-3C7A-41E3-B477-F2FDAA23CFDA}"/>
+                                <w:text/>
+                              </w:sdtPr>
+                              <w:sdtContent>
+                                <w:r>
+                                  <w:rPr>
+                                    <w:color w:val="FFFFFF" w:themeColor="background1"/>
+                                  </w:rPr>
+                                  <w:t>220086168</w:t>
+                                </w:r>
+                              </w:sdtContent>
+                            </w:sdt>
+                          </w:p>
+                        </w:txbxContent>
+                      </v:textbox>
+                    </v:rect>
+                    <v:shapetype id="_x0000_t202" coordsize="21600,21600" o:spt="202" path="m,l,21600r21600,l21600,xe">
+                      <v:stroke joinstyle="miter"/>
+                      <v:path gradientshapeok="t" o:connecttype="rect"/>
+                    </v:shapetype>
+                    <v:shape id="Text Box 196" o:spid="_x0000_s1029" type="#_x0000_t202" style="position:absolute;left:68;top:13716;width:68580;height:27227;visibility:visible;mso-wrap-style:square;v-text-anchor:middle" o:gfxdata="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" fillcolor="white [3212]" stroked="f" strokeweight=".5pt">
+                      <v:textbox inset="36pt,7.2pt,36pt,7.2pt">
+                        <w:txbxContent>
+                          <w:sdt>
+                            <w:sdtPr>
+                              <w:rPr>
+                                <w:rFonts w:asciiTheme="majorHAnsi" w:eastAsiaTheme="majorEastAsia" w:hAnsiTheme="majorHAnsi" w:cstheme="majorBidi"/>
+                                <w:caps/>
+                                <w:color w:val="4472C4" w:themeColor="accent1"/>
+                                <w:sz w:val="72"/>
+                                <w:szCs w:val="72"/>
+                              </w:rPr>
+                              <w:alias w:val="Title"/>
+                              <w:tag w:val=""/>
+                              <w:id w:val="-9991715"/>
+                              <w:dataBinding w:prefixMappings="xmlns:ns0='http://purl.org/dc/elements/1.1/' xmlns:ns1='http://schemas.openxmlformats.org/package/2006/metadata/core-properties' " w:xpath="/ns1:coreProperties[1]/ns0:title[1]" w:storeItemID="{6C3C8BC8-F283-45AE-878A-BAB7291924A1}"/>
+                              <w:text/>
+                            </w:sdtPr>
+                            <w:sdtContent>
+                              <w:p>
+                                <w:pPr>
+                                  <w:pStyle w:val="NoSpacing"/>
+                                  <w:jc w:val="center"/>
+                                  <w:rPr>
+                                    <w:rFonts w:asciiTheme="majorHAnsi" w:eastAsiaTheme="majorEastAsia" w:hAnsiTheme="majorHAnsi" w:cstheme="majorBidi"/>
+                                    <w:caps/>
+                                    <w:color w:val="4472C4" w:themeColor="accent1"/>
+                                    <w:sz w:val="72"/>
+                                    <w:szCs w:val="72"/>
+                                  </w:rPr>
+                                </w:pPr>
+                                <w:r>
+                                  <w:rPr>
+                                    <w:rFonts w:asciiTheme="majorHAnsi" w:eastAsiaTheme="majorEastAsia" w:hAnsiTheme="majorHAnsi" w:cstheme="majorBidi"/>
+                                    <w:caps/>
+                                    <w:color w:val="4472C4" w:themeColor="accent1"/>
+                                    <w:sz w:val="72"/>
+                                    <w:szCs w:val="72"/>
+                                  </w:rPr>
+                                  <w:t>TECHSTAT</w:t>
+                                </w:r>
+                              </w:p>
+                            </w:sdtContent>
+                          </w:sdt>
+                        </w:txbxContent>
+                      </v:textbox>
+                    </v:shape>
+                    <w10:wrap anchorx="page" anchory="page"/>
+                  </v:group>
+                </w:pict>
+              </mc:Fallback>
+            </mc:AlternateContent>
+          </w:r>
+        </w:p>
+        <w:p>
+          <w:pPr>
+            <w:rPr>
+              <w:b/>
+              <w:bCs/>
+            </w:rPr>
+          </w:pPr>
+          <w:r>
+            <w:rPr>
+              <w:b/>
+              <w:bCs/>
+            </w:rPr>
+            <w:br w:type="page"/>
+          </w:r>
+        </w:p>
+      </w:sdtContent>
+    </w:sdt>
+    <w:p>
+      <w:pPr>
+        <w:rPr>
+          <w:b/>
+          <w:bCs/>
+        </w:rPr>
+      </w:pPr>
+      <w:r>
+        <w:rPr>
+          <w:b/>
+          <w:bCs/>
+        </w:rPr>
+        <w:lastRenderedPageBreak/>
         <w:t>Agile Team Charter</w:t>
       </w:r>
     </w:p>
@@ -48,12 +543,21 @@
       </w:r>
     </w:p>
     <w:p>
-      <w:r>
-        <w:rPr>
-          <w:b/>
-          <w:bCs/>
-        </w:rPr>
-        <w:t>TechStat E-Commerce Website</w:t>
+      <w:proofErr w:type="spellStart"/>
+      <w:r>
+        <w:rPr>
+          <w:b/>
+          <w:bCs/>
+        </w:rPr>
+        <w:t>TechStat</w:t>
+      </w:r>
+      <w:proofErr w:type="spellEnd"/>
+      <w:r>
+        <w:rPr>
+          <w:b/>
+          <w:bCs/>
+        </w:rPr>
+        <w:t xml:space="preserve"> E-Commerce Website</w:t>
       </w:r>
     </w:p>
     <w:p>
@@ -581,7 +1085,15 @@
     </w:p>
     <w:p>
       <w:r>
-        <w:t xml:space="preserve">The Agile Team Charter provided a structured foundation for the TechStat project. Establishing a shared vision and agreed working practices helped ensure that </w:t>
+        <w:t xml:space="preserve">The Agile Team Charter provided a structured foundation for the </w:t>
+      </w:r>
+      <w:proofErr w:type="spellStart"/>
+      <w:r>
+        <w:t>TechStat</w:t>
+      </w:r>
+      <w:proofErr w:type="spellEnd"/>
+      <w:r>
+        <w:t xml:space="preserve"> project. Establishing a shared vision and agreed working practices helped ensure that </w:t>
       </w:r>
       <w:r>
         <w:t>I</w:t>
@@ -663,8 +1175,13 @@
         <w:t>Title:</w:t>
       </w:r>
       <w:r>
-        <w:t xml:space="preserve"> Browse and Purchase Tech Products on TechStat</w:t>
-      </w:r>
+        <w:t xml:space="preserve"> Browse and Purchase Tech Products on </w:t>
+      </w:r>
+      <w:proofErr w:type="spellStart"/>
+      <w:r>
+        <w:t>TechStat</w:t>
+      </w:r>
+      <w:proofErr w:type="spellEnd"/>
     </w:p>
     <w:p>
       <w:r>
@@ -687,7 +1204,15 @@
         <w:t>I want to</w:t>
       </w:r>
       <w:r>
-        <w:t xml:space="preserve"> browse technology and stationery products on the TechStat website,</w:t>
+        <w:t xml:space="preserve"> browse technology and stationery products on the </w:t>
+      </w:r>
+      <w:proofErr w:type="spellStart"/>
+      <w:r>
+        <w:t>TechStat</w:t>
+      </w:r>
+      <w:proofErr w:type="spellEnd"/>
+      <w:r>
+        <w:t xml:space="preserve"> website,</w:t>
       </w:r>
     </w:p>
     <w:p>
@@ -758,7 +1283,15 @@
         </w:numPr>
       </w:pPr>
       <w:r>
-        <w:t>User can contact TechStat.</w:t>
+        <w:t xml:space="preserve">User can contact </w:t>
+      </w:r>
+      <w:proofErr w:type="spellStart"/>
+      <w:r>
+        <w:t>TechStat</w:t>
+      </w:r>
+      <w:proofErr w:type="spellEnd"/>
+      <w:r>
+        <w:t>.</w:t>
       </w:r>
     </w:p>
     <w:p>
@@ -1188,7 +1721,7 @@
                     <pic:cNvPicPr/>
                   </pic:nvPicPr>
                   <pic:blipFill rotWithShape="1">
-                    <a:blip r:embed="rId5"/>
+                    <a:blip r:embed="rId6"/>
                     <a:srcRect l="1933"/>
                     <a:stretch/>
                   </pic:blipFill>
@@ -1218,6 +1751,9 @@
     </w:p>
     <w:p>
       <w:r>
+        <w:rPr>
+          <w:noProof/>
+        </w:rPr>
         <w:lastRenderedPageBreak/>
         <w:drawing>
           <wp:inline distT="0" distB="0" distL="0" distR="0" wp14:anchorId="3EF9A59B" wp14:editId="0A52F74A">
@@ -1235,7 +1771,7 @@
                     <pic:cNvPicPr/>
                   </pic:nvPicPr>
                   <pic:blipFill>
-                    <a:blip r:embed="rId6"/>
+                    <a:blip r:embed="rId7"/>
                     <a:stretch>
                       <a:fillRect/>
                     </a:stretch>
@@ -1258,6 +1794,9 @@
     </w:p>
     <w:p>
       <w:r>
+        <w:rPr>
+          <w:noProof/>
+        </w:rPr>
         <w:lastRenderedPageBreak/>
         <w:drawing>
           <wp:anchor distT="0" distB="0" distL="114300" distR="114300" simplePos="0" relativeHeight="251658240" behindDoc="0" locked="0" layoutInCell="1" allowOverlap="1" wp14:anchorId="5AAAB6A0" wp14:editId="68AEB585">
@@ -1283,7 +1822,7 @@
                     <pic:cNvPicPr/>
                   </pic:nvPicPr>
                   <pic:blipFill>
-                    <a:blip r:embed="rId7">
+                    <a:blip r:embed="rId8">
                       <a:extLst>
                         <a:ext uri="{28A0092B-C50C-407E-A947-70E740481C1C}">
                           <a14:useLocalDpi xmlns:a14="http://schemas.microsoft.com/office/drawing/2010/main" val="0"/>
@@ -1327,6 +1866,9 @@
     <w:p/>
     <w:p>
       <w:r>
+        <w:rPr>
+          <w:noProof/>
+        </w:rPr>
         <w:lastRenderedPageBreak/>
         <w:drawing>
           <wp:inline distT="0" distB="0" distL="0" distR="0" wp14:anchorId="426FC50E" wp14:editId="308ECE57">
@@ -1344,7 +1886,7 @@
                     <pic:cNvPicPr/>
                   </pic:nvPicPr>
                   <pic:blipFill rotWithShape="1">
-                    <a:blip r:embed="rId8"/>
+                    <a:blip r:embed="rId9"/>
                     <a:srcRect l="1330" b="4474"/>
                     <a:stretch/>
                   </pic:blipFill>
@@ -1760,8 +2302,13 @@
           </w:tcPr>
           <w:p>
             <w:r>
-              <w:t>Contact TechStat</w:t>
+              <w:t xml:space="preserve">Contact </w:t>
             </w:r>
+            <w:proofErr w:type="spellStart"/>
+            <w:r>
+              <w:t>TechStat</w:t>
+            </w:r>
+            <w:proofErr w:type="spellEnd"/>
           </w:p>
         </w:tc>
         <w:tc>
@@ -2518,7 +3065,7 @@
                     </pic:cNvPicPr>
                   </pic:nvPicPr>
                   <pic:blipFill rotWithShape="1">
-                    <a:blip r:embed="rId9">
+                    <a:blip r:embed="rId10">
                       <a:extLst>
                         <a:ext uri="{28A0092B-C50C-407E-A947-70E740481C1C}">
                           <a14:useLocalDpi xmlns:a14="http://schemas.microsoft.com/office/drawing/2010/main" val="0"/>
@@ -3152,7 +3699,7 @@
                     </pic:cNvPicPr>
                   </pic:nvPicPr>
                   <pic:blipFill rotWithShape="1">
-                    <a:blip r:embed="rId10" cstate="print">
+                    <a:blip r:embed="rId11" cstate="print">
                       <a:extLst>
                         <a:ext uri="{28A0092B-C50C-407E-A947-70E740481C1C}">
                           <a14:useLocalDpi xmlns:a14="http://schemas.microsoft.com/office/drawing/2010/main" val="0"/>
@@ -3282,7 +3829,7 @@
                     </pic:cNvPicPr>
                   </pic:nvPicPr>
                   <pic:blipFill rotWithShape="1">
-                    <a:blip r:embed="rId11" cstate="print">
+                    <a:blip r:embed="rId12" cstate="print">
                       <a:extLst>
                         <a:ext uri="{28A0092B-C50C-407E-A947-70E740481C1C}">
                           <a14:useLocalDpi xmlns:a14="http://schemas.microsoft.com/office/drawing/2010/main" val="0"/>
@@ -3341,14 +3888,24 @@
     </w:p>
     <w:p>
       <w:r>
-        <w:t>The Agile logbook provided a detailed record of project progress throughout development. Recording activities, challenges, and solutions helped identify areas for improvement and encouraged continuous reflection. By documenting weekly progress, it became easier to track achievements and evaluate project performance. The logbook also demonstrated how Agile principles such as iterative development, adaptation, and continuous improvement were applied during the TechStat project. Maintaining consistent records improved organisation and provided evidence of learning and development over time.</w:t>
+        <w:t xml:space="preserve">The Agile logbook provided a detailed record of project progress throughout development. Recording activities, challenges, and solutions helped identify areas for improvement and encouraged continuous reflection. By documenting weekly progress, it became easier to track achievements and evaluate project performance. The logbook also demonstrated how Agile principles such as iterative development, adaptation, and continuous improvement were applied during the </w:t>
+      </w:r>
+      <w:proofErr w:type="spellStart"/>
+      <w:r>
+        <w:t>TechStat</w:t>
+      </w:r>
+      <w:proofErr w:type="spellEnd"/>
+      <w:r>
+        <w:t xml:space="preserve"> project. Maintaining consistent records improved organisation and provided evidence of learning and development over time.</w:t>
       </w:r>
     </w:p>
     <w:p/>
     <w:sectPr>
       <w:pgSz w:w="11906" w:h="16838"/>
       <w:pgMar w:top="1440" w:right="1440" w:bottom="1440" w:left="1440" w:header="708" w:footer="708" w:gutter="0"/>
+      <w:pgNumType w:start="0"/>
       <w:cols w:space="708"/>
+      <w:titlePg/>
       <w:docGrid w:linePitch="360"/>
     </w:sectPr>
   </w:body>
@@ -6732,6 +7289,35 @@
       <w:shd w:val="clear" w:color="auto" w:fill="E1DFDD"/>
     </w:rPr>
   </w:style>
+  <w:style w:type="paragraph" w:styleId="NoSpacing">
+    <w:name w:val="No Spacing"/>
+    <w:link w:val="NoSpacingChar"/>
+    <w:uiPriority w:val="1"/>
+    <w:qFormat/>
+    <w:rsid w:val="004D7A39"/>
+    <w:pPr>
+      <w:spacing w:after="0" w:line="240" w:lineRule="auto"/>
+    </w:pPr>
+    <w:rPr>
+      <w:rFonts w:eastAsiaTheme="minorEastAsia"/>
+      <w:kern w:val="0"/>
+      <w:lang w:val="en-US"/>
+      <w14:ligatures w14:val="none"/>
+    </w:rPr>
+  </w:style>
+  <w:style w:type="character" w:customStyle="1" w:styleId="NoSpacingChar">
+    <w:name w:val="No Spacing Char"/>
+    <w:basedOn w:val="DefaultParagraphFont"/>
+    <w:link w:val="NoSpacing"/>
+    <w:uiPriority w:val="1"/>
+    <w:rsid w:val="004D7A39"/>
+    <w:rPr>
+      <w:rFonts w:eastAsiaTheme="minorEastAsia"/>
+      <w:kern w:val="0"/>
+      <w:lang w:val="en-US"/>
+      <w14:ligatures w14:val="none"/>
+    </w:rPr>
+  </w:style>
 </w:styles>
 </file>
 
@@ -7028,4 +7614,23 @@
     </a:ext>
   </a:extLst>
 </a:theme>
+</file>
+
+<file path=customXml/item1.xml><?xml version="1.0" encoding="utf-8"?>
+<CoverPageProperties xmlns="http://schemas.microsoft.com/office/2006/coverPageProps">
+  <PublishDate/>
+  <Abstract/>
+  <CompanyAddress>220086168</CompanyAddress>
+  <CompanyPhone/>
+  <CompanyFax/>
+  <CompanyEmail/>
+</CoverPageProperties>
+</file>
+
+<file path=customXml/itemProps1.xml><?xml version="1.0" encoding="utf-8"?>
+<ds:datastoreItem xmlns:ds="http://schemas.openxmlformats.org/officeDocument/2006/customXml" ds:itemID="{55AF091B-3C7A-41E3-B477-F2FDAA23CFDA}">
+  <ds:schemaRefs>
+    <ds:schemaRef ds:uri="http://schemas.microsoft.com/office/2006/coverPageProps"/>
+  </ds:schemaRefs>
+</ds:datastoreItem>
 </file>
--- a/TechStatProjectP3.docx
+++ b/TechStatProjectP3.docx
@@ -1916,11 +1916,52 @@
     </w:p>
     <w:p>
       <w:r>
+        <w:drawing>
+          <wp:inline distT="0" distB="0" distL="0" distR="0" wp14:anchorId="2E0A1797" wp14:editId="12AD0857">
+            <wp:extent cx="5731510" cy="2595880"/>
+            <wp:effectExtent l="0" t="0" r="2540" b="0"/>
+            <wp:docPr id="2" name="Picture 2"/>
+            <wp:cNvGraphicFramePr>
+              <a:graphicFrameLocks xmlns:a="http://schemas.openxmlformats.org/drawingml/2006/main" noChangeAspect="1"/>
+            </wp:cNvGraphicFramePr>
+            <a:graphic xmlns:a="http://schemas.openxmlformats.org/drawingml/2006/main">
+              <a:graphicData uri="http://schemas.openxmlformats.org/drawingml/2006/picture">
+                <pic:pic xmlns:pic="http://schemas.openxmlformats.org/drawingml/2006/picture">
+                  <pic:nvPicPr>
+                    <pic:cNvPr id="1" name=""/>
+                    <pic:cNvPicPr/>
+                  </pic:nvPicPr>
+                  <pic:blipFill>
+                    <a:blip r:embed="rId10"/>
+                    <a:stretch>
+                      <a:fillRect/>
+                    </a:stretch>
+                  </pic:blipFill>
+                  <pic:spPr>
+                    <a:xfrm>
+                      <a:off x="0" y="0"/>
+                      <a:ext cx="5731510" cy="2595880"/>
+                    </a:xfrm>
+                    <a:prstGeom prst="rect">
+                      <a:avLst/>
+                    </a:prstGeom>
+                  </pic:spPr>
+                </pic:pic>
+              </a:graphicData>
+            </a:graphic>
+          </wp:inline>
+        </w:drawing>
+      </w:r>
+    </w:p>
+    <w:p/>
+    <w:p>
+      <w:r>
         <w:br w:type="textWrapping" w:clear="all"/>
       </w:r>
     </w:p>
     <w:p>
       <w:r>
+        <w:lastRenderedPageBreak/>
         <w:pict w14:anchorId="40C69ABD">
           <v:rect id="_x0000_i1027" style="width:0;height:1.5pt" o:hralign="center" o:hrstd="t" o:hr="t" fillcolor="#a0a0a0" stroked="f"/>
         </w:pict>
@@ -1952,38 +1993,6 @@
           <v:rect id="_x0000_i1028" style="width:0;height:1.5pt" o:hralign="center" o:hrstd="t" o:hr="t" fillcolor="#a0a0a0" stroked="f"/>
         </w:pict>
       </w:r>
-    </w:p>
-    <w:p>
-      <w:pPr>
-        <w:rPr>
-          <w:b/>
-          <w:bCs/>
-        </w:rPr>
-      </w:pPr>
-    </w:p>
-    <w:p>
-      <w:pPr>
-        <w:rPr>
-          <w:b/>
-          <w:bCs/>
-        </w:rPr>
-      </w:pPr>
-    </w:p>
-    <w:p>
-      <w:pPr>
-        <w:rPr>
-          <w:b/>
-          <w:bCs/>
-        </w:rPr>
-      </w:pPr>
-    </w:p>
-    <w:p>
-      <w:pPr>
-        <w:rPr>
-          <w:b/>
-          <w:bCs/>
-        </w:rPr>
-      </w:pPr>
     </w:p>
     <w:p>
       <w:pPr>
@@ -2453,11 +2462,36 @@
           <w:bCs/>
         </w:rPr>
       </w:pPr>
-      <w:r>
-        <w:rPr>
-          <w:b/>
-          <w:bCs/>
-        </w:rPr>
+    </w:p>
+    <w:p>
+      <w:pPr>
+        <w:rPr>
+          <w:b/>
+          <w:bCs/>
+        </w:rPr>
+      </w:pPr>
+    </w:p>
+    <w:p>
+      <w:pPr>
+        <w:rPr>
+          <w:b/>
+          <w:bCs/>
+        </w:rPr>
+      </w:pPr>
+    </w:p>
+    <w:p>
+      <w:pPr>
+        <w:rPr>
+          <w:b/>
+          <w:bCs/>
+        </w:rPr>
+      </w:pPr>
+      <w:r>
+        <w:rPr>
+          <w:b/>
+          <w:bCs/>
+        </w:rPr>
+        <w:lastRenderedPageBreak/>
         <w:t>Sprint Backlog</w:t>
       </w:r>
     </w:p>
@@ -2963,11 +2997,108 @@
           <w:bCs/>
         </w:rPr>
       </w:pPr>
-      <w:r>
-        <w:rPr>
-          <w:b/>
-          <w:bCs/>
-        </w:rPr>
+    </w:p>
+    <w:p>
+      <w:pPr>
+        <w:rPr>
+          <w:b/>
+          <w:bCs/>
+        </w:rPr>
+      </w:pPr>
+    </w:p>
+    <w:p>
+      <w:pPr>
+        <w:rPr>
+          <w:b/>
+          <w:bCs/>
+        </w:rPr>
+      </w:pPr>
+    </w:p>
+    <w:p>
+      <w:pPr>
+        <w:rPr>
+          <w:b/>
+          <w:bCs/>
+        </w:rPr>
+      </w:pPr>
+    </w:p>
+    <w:p>
+      <w:pPr>
+        <w:rPr>
+          <w:b/>
+          <w:bCs/>
+        </w:rPr>
+      </w:pPr>
+    </w:p>
+    <w:p>
+      <w:pPr>
+        <w:rPr>
+          <w:b/>
+          <w:bCs/>
+        </w:rPr>
+      </w:pPr>
+    </w:p>
+    <w:p>
+      <w:pPr>
+        <w:rPr>
+          <w:b/>
+          <w:bCs/>
+        </w:rPr>
+      </w:pPr>
+    </w:p>
+    <w:p>
+      <w:pPr>
+        <w:rPr>
+          <w:b/>
+          <w:bCs/>
+        </w:rPr>
+      </w:pPr>
+    </w:p>
+    <w:p>
+      <w:pPr>
+        <w:rPr>
+          <w:b/>
+          <w:bCs/>
+        </w:rPr>
+      </w:pPr>
+    </w:p>
+    <w:p>
+      <w:pPr>
+        <w:rPr>
+          <w:b/>
+          <w:bCs/>
+        </w:rPr>
+      </w:pPr>
+    </w:p>
+    <w:p>
+      <w:pPr>
+        <w:rPr>
+          <w:b/>
+          <w:bCs/>
+        </w:rPr>
+      </w:pPr>
+    </w:p>
+    <w:p>
+      <w:pPr>
+        <w:rPr>
+          <w:b/>
+          <w:bCs/>
+        </w:rPr>
+      </w:pPr>
+    </w:p>
+    <w:p>
+      <w:pPr>
+        <w:rPr>
+          <w:b/>
+          <w:bCs/>
+        </w:rPr>
+      </w:pPr>
+      <w:r>
+        <w:rPr>
+          <w:b/>
+          <w:bCs/>
+        </w:rPr>
+        <w:lastRenderedPageBreak/>
         <w:t>Supporting Diagram</w:t>
       </w:r>
     </w:p>
@@ -3065,7 +3196,7 @@
                     </pic:cNvPicPr>
                   </pic:nvPicPr>
                   <pic:blipFill rotWithShape="1">
-                    <a:blip r:embed="rId10">
+                    <a:blip r:embed="rId11">
                       <a:extLst>
                         <a:ext uri="{28A0092B-C50C-407E-A947-70E740481C1C}">
                           <a14:useLocalDpi xmlns:a14="http://schemas.microsoft.com/office/drawing/2010/main" val="0"/>
@@ -3129,7 +3260,6 @@
     </w:p>
     <w:p>
       <w:r>
-        <w:lastRenderedPageBreak/>
         <w:pict w14:anchorId="7C9EAD2E">
           <v:rect id="_x0000_i1032" style="width:0;height:1.5pt" o:hralign="center" o:hrstd="t" o:hr="t" fillcolor="#a0a0a0" stroked="f"/>
         </w:pict>
@@ -3234,11 +3364,20 @@
       </w:r>
     </w:p>
     <w:p>
-      <w:r>
-        <w:rPr>
-          <w:b/>
-          <w:bCs/>
-        </w:rPr>
+      <w:pPr>
+        <w:rPr>
+          <w:b/>
+          <w:bCs/>
+        </w:rPr>
+      </w:pPr>
+    </w:p>
+    <w:p>
+      <w:r>
+        <w:rPr>
+          <w:b/>
+          <w:bCs/>
+        </w:rPr>
+        <w:lastRenderedPageBreak/>
         <w:t>Challenges</w:t>
       </w:r>
     </w:p>
@@ -3556,6 +3695,7 @@
           <w:b/>
           <w:bCs/>
         </w:rPr>
+        <w:lastRenderedPageBreak/>
         <w:t>Challenges</w:t>
       </w:r>
     </w:p>
@@ -3699,7 +3839,7 @@
                     </pic:cNvPicPr>
                   </pic:nvPicPr>
                   <pic:blipFill rotWithShape="1">
-                    <a:blip r:embed="rId11" cstate="print">
+                    <a:blip r:embed="rId12" cstate="print">
                       <a:extLst>
                         <a:ext uri="{28A0092B-C50C-407E-A947-70E740481C1C}">
                           <a14:useLocalDpi xmlns:a14="http://schemas.microsoft.com/office/drawing/2010/main" val="0"/>
@@ -3739,7 +3879,6 @@
         <w:rPr>
           <w:noProof/>
         </w:rPr>
-        <w:lastRenderedPageBreak/>
         <mc:AlternateContent>
           <mc:Choice Requires="wps">
             <w:drawing>
@@ -3829,7 +3968,7 @@
                     </pic:cNvPicPr>
                   </pic:nvPicPr>
                   <pic:blipFill rotWithShape="1">
-                    <a:blip r:embed="rId12" cstate="print">
+                    <a:blip r:embed="rId13" cstate="print">
                       <a:extLst>
                         <a:ext uri="{28A0092B-C50C-407E-A947-70E740481C1C}">
                           <a14:useLocalDpi xmlns:a14="http://schemas.microsoft.com/office/drawing/2010/main" val="0"/>
@@ -3864,8 +4003,11 @@
         </w:drawing>
       </w:r>
     </w:p>
-    <w:p>
-      <w:r>
+    <w:p/>
+    <w:p/>
+    <w:p>
+      <w:r>
+        <w:lastRenderedPageBreak/>
         <w:pict w14:anchorId="66F3D5C4">
           <v:rect id="_x0000_i1036" style="width:0;height:1.5pt" o:hralign="center" o:hrstd="t" o:hr="t" fillcolor="#a0a0a0" stroked="f"/>
         </w:pict>
